--- a/posts/20221223-quarto-test/index.docx
+++ b/posts/20221223-quarto-test/index.docx
@@ -9670,7 +9670,7 @@
                     <a:graphicData uri="http://schemas.openxmlformats.org/drawingml/2006/picture">
                       <pic:pic>
                         <pic:nvPicPr>
-                          <pic:cNvPr descr="C:\Program Files\Quarto\share\formats\docx\note.png" id="67" name="Picture"/>
+                          <pic:cNvPr descr="/opt/quarto/share/formats/docx/note.png" id="67" name="Picture"/>
                           <pic:cNvPicPr>
                             <a:picLocks noChangeArrowheads="1" noChangeAspect="1"/>
                           </pic:cNvPicPr>
@@ -9794,7 +9794,7 @@
                     <a:graphicData uri="http://schemas.openxmlformats.org/drawingml/2006/picture">
                       <pic:pic>
                         <pic:nvPicPr>
-                          <pic:cNvPr descr="C:\Program Files\Quarto\share\formats\docx\warning.png" id="70" name="Picture"/>
+                          <pic:cNvPr descr="/opt/quarto/share/formats/docx/warning.png" id="70" name="Picture"/>
                           <pic:cNvPicPr>
                             <a:picLocks noChangeArrowheads="1" noChangeAspect="1"/>
                           </pic:cNvPicPr>
@@ -9918,7 +9918,7 @@
                     <a:graphicData uri="http://schemas.openxmlformats.org/drawingml/2006/picture">
                       <pic:pic>
                         <pic:nvPicPr>
-                          <pic:cNvPr descr="C:\Program Files\Quarto\share\formats\docx\important.png" id="73" name="Picture"/>
+                          <pic:cNvPr descr="/opt/quarto/share/formats/docx/important.png" id="73" name="Picture"/>
                           <pic:cNvPicPr>
                             <a:picLocks noChangeArrowheads="1" noChangeAspect="1"/>
                           </pic:cNvPicPr>
@@ -10042,7 +10042,7 @@
                     <a:graphicData uri="http://schemas.openxmlformats.org/drawingml/2006/picture">
                       <pic:pic>
                         <pic:nvPicPr>
-                          <pic:cNvPr descr="C:\Program Files\Quarto\share\formats\docx\tip.png" id="76" name="Picture"/>
+                          <pic:cNvPr descr="/opt/quarto/share/formats/docx/tip.png" id="76" name="Picture"/>
                           <pic:cNvPicPr>
                             <a:picLocks noChangeArrowheads="1" noChangeAspect="1"/>
                           </pic:cNvPicPr>
@@ -10166,7 +10166,7 @@
                     <a:graphicData uri="http://schemas.openxmlformats.org/drawingml/2006/picture">
                       <pic:pic>
                         <pic:nvPicPr>
-                          <pic:cNvPr descr="C:\Program Files\Quarto\share\formats\docx\caution.png" id="79" name="Picture"/>
+                          <pic:cNvPr descr="/opt/quarto/share/formats/docx/caution.png" id="79" name="Picture"/>
                           <pic:cNvPicPr>
                             <a:picLocks noChangeArrowheads="1" noChangeAspect="1"/>
                           </pic:cNvPicPr>
@@ -10285,7 +10285,7 @@
                     <a:graphicData uri="http://schemas.openxmlformats.org/drawingml/2006/picture">
                       <pic:pic>
                         <pic:nvPicPr>
-                          <pic:cNvPr descr="C:\Program Files\Quarto\share\formats\docx\caution.png" id="81" name="Picture"/>
+                          <pic:cNvPr descr="/opt/quarto/share/formats/docx/caution.png" id="81" name="Picture"/>
                           <pic:cNvPicPr>
                             <a:picLocks noChangeArrowheads="1" noChangeAspect="1"/>
                           </pic:cNvPicPr>
